--- a/docs/Super_Calculadora_Guía_Completa.docx
+++ b/docs/Super_Calculadora_Guía_Completa.docx
@@ -254,15 +254,15 @@
           <w:sz w:val="21"/>
           <w:szCs w:val="21"/>
         </w:rPr>
-        <w:t xml:space="preserve">Test de primalidad Miller-Rabin: </w:t>
-      </w:r>
-      <w:r>
-        <w:rPr>
-          <w:rFonts w:ascii="Arial" w:cs="Arial" w:eastAsia="Arial" w:hAnsi="Arial"/>
-          <w:sz w:val="21"/>
-          <w:szCs w:val="21"/>
-        </w:rPr>
-        <w:t xml:space="preserve">determina de manera eficiente si un número es primo, incluso para números muy grandes.</w:t>
+        <w:t xml:space="preserve">Test de primalidad Baillie–PSW: </w:t>
+      </w:r>
+      <w:r>
+        <w:rPr>
+          <w:rFonts w:ascii="Arial" w:cs="Arial" w:eastAsia="Arial" w:hAnsi="Arial"/>
+          <w:sz w:val="21"/>
+          <w:szCs w:val="21"/>
+        </w:rPr>
+        <w:t xml:space="preserve">Miller–Rabin con las 13 primeras bases primas (una demostración por debajo de 3.3·10²⁴) más un test de Lucas fuerte; determina si un número es primo incluso cuando es muy grande.</w:t>
       </w:r>
     </w:p>
     <w:p>
@@ -499,6 +499,280 @@
           <w:szCs w:val="21"/>
         </w:rPr>
         <w:t xml:space="preserve">cuando una función multi-parámetro está activa, aparece un indicador con color terciario mostrando la función y los parámetros acumulados.</w:t>
+      </w:r>
+    </w:p>
+    <w:p>
+      <w:pPr>
+        <w:spacing w:after="60"/>
+      </w:pPr>
+    </w:p>
+    <w:p>
+      <w:pPr>
+        <w:pStyle w:val="Heading2"/>
+        <w:spacing w:after="160" w:before="280"/>
+      </w:pPr>
+      <w:r>
+        <w:rPr>
+          <w:rFonts w:ascii="Arial" w:cs="Arial" w:eastAsia="Arial" w:hAnsi="Arial"/>
+          <w:b/>
+          <w:bCs/>
+          <w:color w:val="2E5090"/>
+          <w:sz w:val="26"/>
+          <w:szCs w:val="26"/>
+        </w:rPr>
+        <w:t xml:space="preserve">Teclado, expresiones y funciones propias (versión 1.4)</w:t>
+      </w:r>
+    </w:p>
+    <w:p>
+      <w:pPr>
+        <w:pStyle w:val="ListParagraph"/>
+        <w:numPr>
+          <w:ilvl w:val="0"/>
+          <w:numId w:val="2"/>
+        </w:numPr>
+        <w:spacing w:after="60"/>
+      </w:pPr>
+      <w:r>
+        <w:rPr>
+          <w:rFonts w:ascii="Arial" w:cs="Arial" w:eastAsia="Arial" w:hAnsi="Arial"/>
+          <w:b/>
+          <w:bCs/>
+          <w:sz w:val="21"/>
+          <w:szCs w:val="21"/>
+        </w:rPr>
+        <w:t xml:space="preserve">Tras = : </w:t>
+      </w:r>
+      <w:r>
+        <w:rPr>
+          <w:rFonts w:ascii="Arial" w:cs="Arial" w:eastAsia="Arial" w:hAnsi="Arial"/>
+          <w:sz w:val="21"/>
+          <w:szCs w:val="21"/>
+        </w:rPr>
+        <w:t xml:space="preserve">un dígito empieza un número nuevo; un operador continúa a partir del resultado.</w:t>
+      </w:r>
+    </w:p>
+    <w:p>
+      <w:pPr>
+        <w:pStyle w:val="ListParagraph"/>
+        <w:numPr>
+          <w:ilvl w:val="0"/>
+          <w:numId w:val="2"/>
+        </w:numPr>
+        <w:spacing w:after="60"/>
+      </w:pPr>
+      <w:r>
+        <w:rPr>
+          <w:rFonts w:ascii="Arial" w:cs="Arial" w:eastAsia="Arial" w:hAnsi="Arial"/>
+          <w:b/>
+          <w:bCs/>
+          <w:sz w:val="21"/>
+          <w:szCs w:val="21"/>
+        </w:rPr>
+        <w:t xml:space="preserve">√, x², x³ y ∛: </w:t>
+      </w:r>
+      <w:r>
+        <w:rPr>
+          <w:rFonts w:ascii="Arial" w:cs="Arial" w:eastAsia="Arial" w:hAnsi="Arial"/>
+          <w:sz w:val="21"/>
+          <w:szCs w:val="21"/>
+        </w:rPr>
+        <w:t xml:space="preserve">actúan sobre el último número de la expresión: 5 + 4 y luego √ da 5 + 2.</w:t>
+      </w:r>
+    </w:p>
+    <w:p>
+      <w:pPr>
+        <w:pStyle w:val="ListParagraph"/>
+        <w:numPr>
+          <w:ilvl w:val="0"/>
+          <w:numId w:val="2"/>
+        </w:numPr>
+        <w:spacing w:after="60"/>
+      </w:pPr>
+      <w:r>
+        <w:rPr>
+          <w:rFonts w:ascii="Arial" w:cs="Arial" w:eastAsia="Arial" w:hAnsi="Arial"/>
+          <w:b/>
+          <w:bCs/>
+          <w:sz w:val="21"/>
+          <w:szCs w:val="21"/>
+        </w:rPr>
+        <w:t xml:space="preserve">CE y C: </w:t>
+      </w:r>
+      <w:r>
+        <w:rPr>
+          <w:rFonts w:ascii="Arial" w:cs="Arial" w:eastAsia="Arial" w:hAnsi="Arial"/>
+          <w:sz w:val="21"/>
+          <w:szCs w:val="21"/>
+        </w:rPr>
+        <w:t xml:space="preserve">CE borra solo el número que se está escribiendo; C lo borra todo.</w:t>
+      </w:r>
+    </w:p>
+    <w:p>
+      <w:pPr>
+        <w:pStyle w:val="ListParagraph"/>
+        <w:numPr>
+          <w:ilvl w:val="0"/>
+          <w:numId w:val="2"/>
+        </w:numPr>
+        <w:spacing w:after="60"/>
+      </w:pPr>
+      <w:r>
+        <w:rPr>
+          <w:rFonts w:ascii="Arial" w:cs="Arial" w:eastAsia="Arial" w:hAnsi="Arial"/>
+          <w:b/>
+          <w:bCs/>
+          <w:sz w:val="21"/>
+          <w:szCs w:val="21"/>
+        </w:rPr>
+        <w:t xml:space="preserve">Signo menos: </w:t>
+      </w:r>
+      <w:r>
+        <w:rPr>
+          <w:rFonts w:ascii="Arial" w:cs="Arial" w:eastAsia="Arial" w:hAnsi="Arial"/>
+          <w:sz w:val="21"/>
+          <w:szCs w:val="21"/>
+        </w:rPr>
+        <w:t xml:space="preserve">justo después de ×, ÷, ^ o mod es el signo del número siguiente: 2 × − 3 = −6.</w:t>
+      </w:r>
+    </w:p>
+    <w:p>
+      <w:pPr>
+        <w:pStyle w:val="ListParagraph"/>
+        <w:numPr>
+          <w:ilvl w:val="0"/>
+          <w:numId w:val="2"/>
+        </w:numPr>
+        <w:spacing w:after="60"/>
+      </w:pPr>
+      <w:r>
+        <w:rPr>
+          <w:rFonts w:ascii="Arial" w:cs="Arial" w:eastAsia="Arial" w:hAnsi="Arial"/>
+          <w:b/>
+          <w:bCs/>
+          <w:sz w:val="21"/>
+          <w:szCs w:val="21"/>
+        </w:rPr>
+        <w:t xml:space="preserve">Pegar: </w:t>
+      </w:r>
+      <w:r>
+        <w:rPr>
+          <w:rFonts w:ascii="Arial" w:cs="Arial" w:eastAsia="Arial" w:hAnsi="Arial"/>
+          <w:sz w:val="21"/>
+          <w:szCs w:val="21"/>
+        </w:rPr>
+        <w:t xml:space="preserve">acepta coma decimal (1,5), separadores de miles (12,345.6 o 1 234 567), el signo − y binario (0b101).</w:t>
+      </w:r>
+    </w:p>
+    <w:p>
+      <w:pPr>
+        <w:pStyle w:val="ListParagraph"/>
+        <w:numPr>
+          <w:ilvl w:val="0"/>
+          <w:numId w:val="2"/>
+        </w:numPr>
+        <w:spacing w:after="60"/>
+      </w:pPr>
+      <w:r>
+        <w:rPr>
+          <w:rFonts w:ascii="Arial" w:cs="Arial" w:eastAsia="Arial" w:hAnsi="Arial"/>
+          <w:b/>
+          <w:bCs/>
+          <w:sz w:val="21"/>
+          <w:szCs w:val="21"/>
+        </w:rPr>
+        <w:t xml:space="preserve">Teclado físico: </w:t>
+      </w:r>
+      <w:r>
+        <w:rPr>
+          <w:rFonts w:ascii="Arial" w:cs="Arial" w:eastAsia="Arial" w:hAnsi="Arial"/>
+          <w:sz w:val="21"/>
+          <w:szCs w:val="21"/>
+        </w:rPr>
+        <w:t xml:space="preserve">dígitos y operadores como en la app; Enter calcula, Retroceso borra, Supr es CE, Esc es C (o cancela un cálculo largo), Ctrl+C / Ctrl+V copian y pegan.</w:t>
+      </w:r>
+    </w:p>
+    <w:p>
+      <w:pPr>
+        <w:pStyle w:val="ListParagraph"/>
+        <w:numPr>
+          <w:ilvl w:val="0"/>
+          <w:numId w:val="2"/>
+        </w:numPr>
+        <w:spacing w:after="60"/>
+      </w:pPr>
+      <w:r>
+        <w:rPr>
+          <w:rFonts w:ascii="Arial" w:cs="Arial" w:eastAsia="Arial" w:hAnsi="Arial"/>
+          <w:b/>
+          <w:bCs/>
+          <w:sz w:val="21"/>
+          <w:szCs w:val="21"/>
+        </w:rPr>
+        <w:t xml:space="preserve">Pestaña Expresiones: </w:t>
+      </w:r>
+      <w:r>
+        <w:rPr>
+          <w:rFonts w:ascii="Arial" w:cs="Arial" w:eastAsia="Arial" w:hAnsi="Arial"/>
+          <w:sz w:val="21"/>
+          <w:szCs w:val="21"/>
+        </w:rPr>
+        <w:t xml:space="preserve">expresiones completas con sqrt, sin, cos, tan, asin, acos, atan, log (base 10 o log(b, x)), ln, exp, abs, floor, ceil, π, ℯ, ^, ! y mod. La multiplicación puede ser implícita, con o sin espacio: 2π, 3 sin(30), 2(3+4). La tecla ℯ inserta el número de Euler; 2e-1 escrito a mano es notación científica (0.2).</w:t>
+      </w:r>
+    </w:p>
+    <w:p>
+      <w:pPr>
+        <w:pStyle w:val="ListParagraph"/>
+        <w:numPr>
+          <w:ilvl w:val="0"/>
+          <w:numId w:val="2"/>
+        </w:numPr>
+        <w:spacing w:after="60"/>
+      </w:pPr>
+      <w:r>
+        <w:rPr>
+          <w:rFonts w:ascii="Arial" w:cs="Arial" w:eastAsia="Arial" w:hAnsi="Arial"/>
+          <w:b/>
+          <w:bCs/>
+          <w:sz w:val="21"/>
+          <w:szCs w:val="21"/>
+        </w:rPr>
+        <w:t xml:space="preserve">Mis funciones: </w:t>
+      </w:r>
+      <w:r>
+        <w:rPr>
+          <w:rFonts w:ascii="Arial" w:cs="Arial" w:eastAsia="Arial" w:hAnsi="Arial"/>
+          <w:sz w:val="21"/>
+          <w:szCs w:val="21"/>
+        </w:rPr>
+        <w:t xml:space="preserve">desde el menú se definen funciones como f(x) = x^2 + 1 o h(a, b) = sqrt(a^2 + b^2), que luego se usan en la pestaña Expresiones: f(3) + h(3, 4) = 15.</w:t>
+      </w:r>
+    </w:p>
+    <w:p>
+      <w:pPr>
+        <w:pStyle w:val="ListParagraph"/>
+        <w:numPr>
+          <w:ilvl w:val="0"/>
+          <w:numId w:val="2"/>
+        </w:numPr>
+        <w:spacing w:after="60"/>
+      </w:pPr>
+      <w:r>
+        <w:rPr>
+          <w:rFonts w:ascii="Arial" w:cs="Arial" w:eastAsia="Arial" w:hAnsi="Arial"/>
+          <w:b/>
+          <w:bCs/>
+          <w:sz w:val="21"/>
+          <w:szCs w:val="21"/>
+        </w:rPr>
+        <w:t xml:space="preserve">Cálculos largos: </w:t>
+      </w:r>
+      <w:r>
+        <w:rPr>
+          <w:rFonts w:ascii="Arial" w:cs="Arial" w:eastAsia="Arial" w:hAnsi="Arial"/>
+          <w:sz w:val="21"/>
+          <w:szCs w:val="21"/>
+        </w:rPr>
+        <w:t xml:space="preserve">las teclas que factorizan (φ, λ, μ, λL, ω, Ω, σ₀, σ, sopfr, sopf, rad y la raíz primitiva) calculan en segundo plano cuando n supera 10¹², con botón Cancelar; si n tiene dos factores primos enormes, la app desiste y lo indica. Límites: n! hasta n = 10 000; n!! y C(n,k) hasta 20 000; Catalan y desarreglos hasta 10 000; F(n) hasta 100 000; recurrencias lineales hasta 10 000 términos.</w:t>
       </w:r>
     </w:p>
     <w:p>
@@ -5753,7 +6027,7 @@
           <w:sz w:val="21"/>
           <w:szCs w:val="21"/>
         </w:rPr>
-        <w:t xml:space="preserve">La clásica secuencia donde cada término es la suma de los dos anteriores.</w:t>
+        <w:t xml:space="preserve">La clásica secuencia donde cada término es la suma de los dos anteriores. Exacto por duplicación rápida, hasta n = 100 000.</w:t>
       </w:r>
     </w:p>
     <w:p>
@@ -6770,7 +7044,7 @@
                 <w:sz w:val="20"/>
                 <w:szCs w:val="20"/>
               </w:rPr>
-              <w:t xml:space="preserve">Si es primo (Miller-Rabin), factorización completa en primos</w:t>
+              <w:t xml:space="preserve">Si es primo (Baillie–PSW), factorización completa en primos</w:t>
             </w:r>
           </w:p>
         </w:tc>
@@ -10588,6 +10862,462 @@
                 <w:szCs w:val="20"/>
               </w:rPr>
               <w:t xml:space="preserve">Reglas de R8 corregidas: conservaban el motor completo y la biblioteca de Kotlin, impidiendo cualquier optimización. El código compilado se redujo un 70%</w:t>
+            </w:r>
+          </w:p>
+        </w:tc>
+      </w:tr>
+      <w:tr>
+        <w:tc>
+          <w:tcPr>
+            <w:tcW w:type="dxa" w:w="2500"/>
+            <w:tcBorders>
+              <w:top w:val="single" w:color="AAAAAA" w:sz="1"/>
+              <w:left w:val="single" w:color="AAAAAA" w:sz="1"/>
+              <w:bottom w:val="single" w:color="AAAAAA" w:sz="1"/>
+              <w:right w:val="single" w:color="AAAAAA" w:sz="1"/>
+            </w:tcBorders>
+            <w:shd w:fill="D6E4F0" w:val="clear"/>
+            <w:tcMar>
+              <w:top w:type="dxa" w:w="60"/>
+              <w:left w:type="dxa" w:w="100"/>
+              <w:bottom w:type="dxa" w:w="60"/>
+              <w:right w:type="dxa" w:w="100"/>
+            </w:tcMar>
+          </w:tcPr>
+          <w:p>
+            <w:r>
+              <w:rPr>
+                <w:rFonts w:ascii="Arial" w:cs="Arial" w:eastAsia="Arial" w:hAnsi="Arial"/>
+                <w:sz w:val="20"/>
+                <w:szCs w:val="20"/>
+              </w:rPr>
+              <w:t xml:space="preserve">Versión 1.4</w:t>
+            </w:r>
+          </w:p>
+        </w:tc>
+        <w:tc>
+          <w:tcPr>
+            <w:tcW w:type="dxa" w:w="6860"/>
+            <w:tcBorders>
+              <w:top w:val="single" w:color="AAAAAA" w:sz="1"/>
+              <w:left w:val="single" w:color="AAAAAA" w:sz="1"/>
+              <w:bottom w:val="single" w:color="AAAAAA" w:sz="1"/>
+              <w:right w:val="single" w:color="AAAAAA" w:sz="1"/>
+            </w:tcBorders>
+            <w:shd w:fill="D6E4F0" w:val="clear"/>
+            <w:tcMar>
+              <w:top w:type="dxa" w:w="60"/>
+              <w:left w:type="dxa" w:w="100"/>
+              <w:bottom w:type="dxa" w:w="60"/>
+              <w:right w:type="dxa" w:w="100"/>
+            </w:tcMar>
+          </w:tcPr>
+          <w:p>
+            <w:r>
+              <w:rPr>
+                <w:rFonts w:ascii="Arial" w:cs="Arial" w:eastAsia="Arial" w:hAnsi="Arial"/>
+                <w:sz w:val="20"/>
+                <w:szCs w:val="20"/>
+              </w:rPr>
+              <w:t xml:space="preserve">Funciones propias (Mis funciones), utilizables en la pestaña Expresiones</w:t>
+            </w:r>
+          </w:p>
+        </w:tc>
+      </w:tr>
+      <w:tr>
+        <w:tc>
+          <w:tcPr>
+            <w:tcW w:type="dxa" w:w="2500"/>
+            <w:tcBorders>
+              <w:top w:val="single" w:color="AAAAAA" w:sz="1"/>
+              <w:left w:val="single" w:color="AAAAAA" w:sz="1"/>
+              <w:bottom w:val="single" w:color="AAAAAA" w:sz="1"/>
+              <w:right w:val="single" w:color="AAAAAA" w:sz="1"/>
+            </w:tcBorders>
+            <w:tcMar>
+              <w:top w:type="dxa" w:w="60"/>
+              <w:left w:type="dxa" w:w="100"/>
+              <w:bottom w:type="dxa" w:w="60"/>
+              <w:right w:type="dxa" w:w="100"/>
+            </w:tcMar>
+          </w:tcPr>
+          <w:p>
+            <w:r>
+              <w:rPr>
+                <w:rFonts w:ascii="Arial" w:cs="Arial" w:eastAsia="Arial" w:hAnsi="Arial"/>
+                <w:sz w:val="20"/>
+                <w:szCs w:val="20"/>
+              </w:rPr>
+              <w:t xml:space="preserve">Versión 1.4</w:t>
+            </w:r>
+          </w:p>
+        </w:tc>
+        <w:tc>
+          <w:tcPr>
+            <w:tcW w:type="dxa" w:w="6860"/>
+            <w:tcBorders>
+              <w:top w:val="single" w:color="AAAAAA" w:sz="1"/>
+              <w:left w:val="single" w:color="AAAAAA" w:sz="1"/>
+              <w:bottom w:val="single" w:color="AAAAAA" w:sz="1"/>
+              <w:right w:val="single" w:color="AAAAAA" w:sz="1"/>
+            </w:tcBorders>
+            <w:tcMar>
+              <w:top w:type="dxa" w:w="60"/>
+              <w:left w:type="dxa" w:w="100"/>
+              <w:bottom w:type="dxa" w:w="60"/>
+              <w:right w:type="dxa" w:w="100"/>
+            </w:tcMar>
+          </w:tcPr>
+          <w:p>
+            <w:r>
+              <w:rPr>
+                <w:rFonts w:ascii="Arial" w:cs="Arial" w:eastAsia="Arial" w:hAnsi="Arial"/>
+                <w:sz w:val="20"/>
+                <w:szCs w:val="20"/>
+              </w:rPr>
+              <w:t xml:space="preserve">Teclado: un dígito tras = empieza un número nuevo; √ x² ∛ actúan sobre el último número; CE borra solo ese número; los resultados ya no muestran ruido de redondeo (asin(0.5) = 30 en grados)</w:t>
+            </w:r>
+          </w:p>
+        </w:tc>
+      </w:tr>
+      <w:tr>
+        <w:tc>
+          <w:tcPr>
+            <w:tcW w:type="dxa" w:w="2500"/>
+            <w:tcBorders>
+              <w:top w:val="single" w:color="AAAAAA" w:sz="1"/>
+              <w:left w:val="single" w:color="AAAAAA" w:sz="1"/>
+              <w:bottom w:val="single" w:color="AAAAAA" w:sz="1"/>
+              <w:right w:val="single" w:color="AAAAAA" w:sz="1"/>
+            </w:tcBorders>
+            <w:shd w:fill="D6E4F0" w:val="clear"/>
+            <w:tcMar>
+              <w:top w:type="dxa" w:w="60"/>
+              <w:left w:type="dxa" w:w="100"/>
+              <w:bottom w:type="dxa" w:w="60"/>
+              <w:right w:type="dxa" w:w="100"/>
+            </w:tcMar>
+          </w:tcPr>
+          <w:p>
+            <w:r>
+              <w:rPr>
+                <w:rFonts w:ascii="Arial" w:cs="Arial" w:eastAsia="Arial" w:hAnsi="Arial"/>
+                <w:sz w:val="20"/>
+                <w:szCs w:val="20"/>
+              </w:rPr>
+              <w:t xml:space="preserve">Versión 1.4</w:t>
+            </w:r>
+          </w:p>
+        </w:tc>
+        <w:tc>
+          <w:tcPr>
+            <w:tcW w:type="dxa" w:w="6860"/>
+            <w:tcBorders>
+              <w:top w:val="single" w:color="AAAAAA" w:sz="1"/>
+              <w:left w:val="single" w:color="AAAAAA" w:sz="1"/>
+              <w:bottom w:val="single" w:color="AAAAAA" w:sz="1"/>
+              <w:right w:val="single" w:color="AAAAAA" w:sz="1"/>
+            </w:tcBorders>
+            <w:shd w:fill="D6E4F0" w:val="clear"/>
+            <w:tcMar>
+              <w:top w:type="dxa" w:w="60"/>
+              <w:left w:type="dxa" w:w="100"/>
+              <w:bottom w:type="dxa" w:w="60"/>
+              <w:right w:type="dxa" w:w="100"/>
+            </w:tcMar>
+          </w:tcPr>
+          <w:p>
+            <w:r>
+              <w:rPr>
+                <w:rFonts w:ascii="Arial" w:cs="Arial" w:eastAsia="Arial" w:hAnsi="Arial"/>
+                <w:sz w:val="20"/>
+                <w:szCs w:val="20"/>
+              </w:rPr>
+              <w:t xml:space="preserve">Aritmética exacta más allá de 16 cifras; un resultado reutilizado conserva su valor exacto (1 ÷ 3 = × 3 = da 1)</w:t>
+            </w:r>
+          </w:p>
+        </w:tc>
+      </w:tr>
+      <w:tr>
+        <w:tc>
+          <w:tcPr>
+            <w:tcW w:type="dxa" w:w="2500"/>
+            <w:tcBorders>
+              <w:top w:val="single" w:color="AAAAAA" w:sz="1"/>
+              <w:left w:val="single" w:color="AAAAAA" w:sz="1"/>
+              <w:bottom w:val="single" w:color="AAAAAA" w:sz="1"/>
+              <w:right w:val="single" w:color="AAAAAA" w:sz="1"/>
+            </w:tcBorders>
+            <w:tcMar>
+              <w:top w:type="dxa" w:w="60"/>
+              <w:left w:type="dxa" w:w="100"/>
+              <w:bottom w:type="dxa" w:w="60"/>
+              <w:right w:type="dxa" w:w="100"/>
+            </w:tcMar>
+          </w:tcPr>
+          <w:p>
+            <w:r>
+              <w:rPr>
+                <w:rFonts w:ascii="Arial" w:cs="Arial" w:eastAsia="Arial" w:hAnsi="Arial"/>
+                <w:sz w:val="20"/>
+                <w:szCs w:val="20"/>
+              </w:rPr>
+              <w:t xml:space="preserve">Versión 1.4</w:t>
+            </w:r>
+          </w:p>
+        </w:tc>
+        <w:tc>
+          <w:tcPr>
+            <w:tcW w:type="dxa" w:w="6860"/>
+            <w:tcBorders>
+              <w:top w:val="single" w:color="AAAAAA" w:sz="1"/>
+              <w:left w:val="single" w:color="AAAAAA" w:sz="1"/>
+              <w:bottom w:val="single" w:color="AAAAAA" w:sz="1"/>
+              <w:right w:val="single" w:color="AAAAAA" w:sz="1"/>
+            </w:tcBorders>
+            <w:tcMar>
+              <w:top w:type="dxa" w:w="60"/>
+              <w:left w:type="dxa" w:w="100"/>
+              <w:bottom w:type="dxa" w:w="60"/>
+              <w:right w:type="dxa" w:w="100"/>
+            </w:tcMar>
+          </w:tcPr>
+          <w:p>
+            <w:r>
+              <w:rPr>
+                <w:rFonts w:ascii="Arial" w:cs="Arial" w:eastAsia="Arial" w:hAnsi="Arial"/>
+                <w:sz w:val="20"/>
+                <w:szCs w:val="20"/>
+              </w:rPr>
+              <w:t xml:space="preserve">Primalidad Baillie–PSW (antes, Miller–Rabin con 12 bases declaraba primo un compuesto); π(n) exacto hasta 10⁷ y aproximación R(x) de Riemann por encima</w:t>
+            </w:r>
+          </w:p>
+        </w:tc>
+      </w:tr>
+      <w:tr>
+        <w:tc>
+          <w:tcPr>
+            <w:tcW w:type="dxa" w:w="2500"/>
+            <w:tcBorders>
+              <w:top w:val="single" w:color="AAAAAA" w:sz="1"/>
+              <w:left w:val="single" w:color="AAAAAA" w:sz="1"/>
+              <w:bottom w:val="single" w:color="AAAAAA" w:sz="1"/>
+              <w:right w:val="single" w:color="AAAAAA" w:sz="1"/>
+            </w:tcBorders>
+            <w:shd w:fill="D6E4F0" w:val="clear"/>
+            <w:tcMar>
+              <w:top w:type="dxa" w:w="60"/>
+              <w:left w:type="dxa" w:w="100"/>
+              <w:bottom w:type="dxa" w:w="60"/>
+              <w:right w:type="dxa" w:w="100"/>
+            </w:tcMar>
+          </w:tcPr>
+          <w:p>
+            <w:r>
+              <w:rPr>
+                <w:rFonts w:ascii="Arial" w:cs="Arial" w:eastAsia="Arial" w:hAnsi="Arial"/>
+                <w:sz w:val="20"/>
+                <w:szCs w:val="20"/>
+              </w:rPr>
+              <w:t xml:space="preserve">Versión 1.4</w:t>
+            </w:r>
+          </w:p>
+        </w:tc>
+        <w:tc>
+          <w:tcPr>
+            <w:tcW w:type="dxa" w:w="6860"/>
+            <w:tcBorders>
+              <w:top w:val="single" w:color="AAAAAA" w:sz="1"/>
+              <w:left w:val="single" w:color="AAAAAA" w:sz="1"/>
+              <w:bottom w:val="single" w:color="AAAAAA" w:sz="1"/>
+              <w:right w:val="single" w:color="AAAAAA" w:sz="1"/>
+            </w:tcBorders>
+            <w:shd w:fill="D6E4F0" w:val="clear"/>
+            <w:tcMar>
+              <w:top w:type="dxa" w:w="60"/>
+              <w:left w:type="dxa" w:w="100"/>
+              <w:bottom w:type="dxa" w:w="60"/>
+              <w:right w:type="dxa" w:w="100"/>
+            </w:tcMar>
+          </w:tcPr>
+          <w:p>
+            <w:r>
+              <w:rPr>
+                <w:rFonts w:ascii="Arial" w:cs="Arial" w:eastAsia="Arial" w:hAnsi="Arial"/>
+                <w:sz w:val="20"/>
+                <w:szCs w:val="20"/>
+              </w:rPr>
+              <w:t xml:space="preserve">Factorizaciones largas en segundo plano con botón Cancelar y presupuesto de pasos: ya no bloquean la app</w:t>
+            </w:r>
+          </w:p>
+        </w:tc>
+      </w:tr>
+      <w:tr>
+        <w:tc>
+          <w:tcPr>
+            <w:tcW w:type="dxa" w:w="2500"/>
+            <w:tcBorders>
+              <w:top w:val="single" w:color="AAAAAA" w:sz="1"/>
+              <w:left w:val="single" w:color="AAAAAA" w:sz="1"/>
+              <w:bottom w:val="single" w:color="AAAAAA" w:sz="1"/>
+              <w:right w:val="single" w:color="AAAAAA" w:sz="1"/>
+            </w:tcBorders>
+            <w:tcMar>
+              <w:top w:type="dxa" w:w="60"/>
+              <w:left w:type="dxa" w:w="100"/>
+              <w:bottom w:type="dxa" w:w="60"/>
+              <w:right w:type="dxa" w:w="100"/>
+            </w:tcMar>
+          </w:tcPr>
+          <w:p>
+            <w:r>
+              <w:rPr>
+                <w:rFonts w:ascii="Arial" w:cs="Arial" w:eastAsia="Arial" w:hAnsi="Arial"/>
+                <w:sz w:val="20"/>
+                <w:szCs w:val="20"/>
+              </w:rPr>
+              <w:t xml:space="preserve">Versión 1.4</w:t>
+            </w:r>
+          </w:p>
+        </w:tc>
+        <w:tc>
+          <w:tcPr>
+            <w:tcW w:type="dxa" w:w="6860"/>
+            <w:tcBorders>
+              <w:top w:val="single" w:color="AAAAAA" w:sz="1"/>
+              <w:left w:val="single" w:color="AAAAAA" w:sz="1"/>
+              <w:bottom w:val="single" w:color="AAAAAA" w:sz="1"/>
+              <w:right w:val="single" w:color="AAAAAA" w:sz="1"/>
+            </w:tcBorders>
+            <w:tcMar>
+              <w:top w:type="dxa" w:w="60"/>
+              <w:left w:type="dxa" w:w="100"/>
+              <w:bottom w:type="dxa" w:w="60"/>
+              <w:right w:type="dxa" w:w="100"/>
+            </w:tcMar>
+          </w:tcPr>
+          <w:p>
+            <w:r>
+              <w:rPr>
+                <w:rFonts w:ascii="Arial" w:cs="Arial" w:eastAsia="Arial" w:hAnsi="Arial"/>
+                <w:sz w:val="20"/>
+                <w:szCs w:val="20"/>
+              </w:rPr>
+              <w:t xml:space="preserve">Web: el primo siguiente y el anterior de números de más de 10 cifras daban «Error de cálculo»</w:t>
+            </w:r>
+          </w:p>
+        </w:tc>
+      </w:tr>
+      <w:tr>
+        <w:tc>
+          <w:tcPr>
+            <w:tcW w:type="dxa" w:w="2500"/>
+            <w:tcBorders>
+              <w:top w:val="single" w:color="AAAAAA" w:sz="1"/>
+              <w:left w:val="single" w:color="AAAAAA" w:sz="1"/>
+              <w:bottom w:val="single" w:color="AAAAAA" w:sz="1"/>
+              <w:right w:val="single" w:color="AAAAAA" w:sz="1"/>
+            </w:tcBorders>
+            <w:shd w:fill="D6E4F0" w:val="clear"/>
+            <w:tcMar>
+              <w:top w:type="dxa" w:w="60"/>
+              <w:left w:type="dxa" w:w="100"/>
+              <w:bottom w:type="dxa" w:w="60"/>
+              <w:right w:type="dxa" w:w="100"/>
+            </w:tcMar>
+          </w:tcPr>
+          <w:p>
+            <w:r>
+              <w:rPr>
+                <w:rFonts w:ascii="Arial" w:cs="Arial" w:eastAsia="Arial" w:hAnsi="Arial"/>
+                <w:sz w:val="20"/>
+                <w:szCs w:val="20"/>
+              </w:rPr>
+              <w:t xml:space="preserve">Versión 1.4</w:t>
+            </w:r>
+          </w:p>
+        </w:tc>
+        <w:tc>
+          <w:tcPr>
+            <w:tcW w:type="dxa" w:w="6860"/>
+            <w:tcBorders>
+              <w:top w:val="single" w:color="AAAAAA" w:sz="1"/>
+              <w:left w:val="single" w:color="AAAAAA" w:sz="1"/>
+              <w:bottom w:val="single" w:color="AAAAAA" w:sz="1"/>
+              <w:right w:val="single" w:color="AAAAAA" w:sz="1"/>
+            </w:tcBorders>
+            <w:shd w:fill="D6E4F0" w:val="clear"/>
+            <w:tcMar>
+              <w:top w:type="dxa" w:w="60"/>
+              <w:left w:type="dxa" w:w="100"/>
+              <w:bottom w:type="dxa" w:w="60"/>
+              <w:right w:type="dxa" w:w="100"/>
+            </w:tcMar>
+          </w:tcPr>
+          <w:p>
+            <w:r>
+              <w:rPr>
+                <w:rFonts w:ascii="Arial" w:cs="Arial" w:eastAsia="Arial" w:hAnsi="Arial"/>
+                <w:sz w:val="20"/>
+                <w:szCs w:val="20"/>
+              </w:rPr>
+              <w:t xml:space="preserve">Herramientas de olimpiada: el parser de polinomios leía 2*3x como 23x; Pick con coordenadas grandes colgaba la app; se rechazan polígonos cruzados; logaritmo discreto rápido aunque g no sea invertible; los campos aceptan fracciones y π</w:t>
+            </w:r>
+          </w:p>
+        </w:tc>
+      </w:tr>
+      <w:tr>
+        <w:tc>
+          <w:tcPr>
+            <w:tcW w:type="dxa" w:w="2500"/>
+            <w:tcBorders>
+              <w:top w:val="single" w:color="AAAAAA" w:sz="1"/>
+              <w:left w:val="single" w:color="AAAAAA" w:sz="1"/>
+              <w:bottom w:val="single" w:color="AAAAAA" w:sz="1"/>
+              <w:right w:val="single" w:color="AAAAAA" w:sz="1"/>
+            </w:tcBorders>
+            <w:tcMar>
+              <w:top w:type="dxa" w:w="60"/>
+              <w:left w:type="dxa" w:w="100"/>
+              <w:bottom w:type="dxa" w:w="60"/>
+              <w:right w:type="dxa" w:w="100"/>
+            </w:tcMar>
+          </w:tcPr>
+          <w:p>
+            <w:r>
+              <w:rPr>
+                <w:rFonts w:ascii="Arial" w:cs="Arial" w:eastAsia="Arial" w:hAnsi="Arial"/>
+                <w:sz w:val="20"/>
+                <w:szCs w:val="20"/>
+              </w:rPr>
+              <w:t xml:space="preserve">Versión 1.4</w:t>
+            </w:r>
+          </w:p>
+        </w:tc>
+        <w:tc>
+          <w:tcPr>
+            <w:tcW w:type="dxa" w:w="6860"/>
+            <w:tcBorders>
+              <w:top w:val="single" w:color="AAAAAA" w:sz="1"/>
+              <w:left w:val="single" w:color="AAAAAA" w:sz="1"/>
+              <w:bottom w:val="single" w:color="AAAAAA" w:sz="1"/>
+              <w:right w:val="single" w:color="AAAAAA" w:sz="1"/>
+            </w:tcBorders>
+            <w:tcMar>
+              <w:top w:type="dxa" w:w="60"/>
+              <w:left w:type="dxa" w:w="100"/>
+              <w:bottom w:type="dxa" w:w="60"/>
+              <w:right w:type="dxa" w:w="100"/>
+            </w:tcMar>
+          </w:tcPr>
+          <w:p>
+            <w:r>
+              <w:rPr>
+                <w:rFonts w:ascii="Arial" w:cs="Arial" w:eastAsia="Arial" w:hAnsi="Arial"/>
+                <w:sz w:val="20"/>
+                <w:szCs w:val="20"/>
+              </w:rPr>
+              <w:t xml:space="preserve">Teclado físico, pegar con coma decimal y separadores de miles, y la pestaña Expresiones muestra todas sus teclas de funciones</w:t>
             </w:r>
           </w:p>
         </w:tc>
